--- a/manuscript/NMI_MANUSCRIPT_CANDIDATE.docx
+++ b/manuscript/NMI_MANUSCRIPT_CANDIDATE.docx
@@ -111,7 +111,7 @@
           <w:rFonts w:ascii="Cambria" w:hAnsi="Cambria"/>
           <w:sz w:val="21"/>
         </w:rPr>
-        <w:t xml:space="preserve">Here we ask: </w:t>
+        <w:t xml:space="preserve">Here we ask </w:t>
       </w:r>
       <w:r>
         <w:rPr>
@@ -119,14 +119,14 @@
           <w:b/>
           <w:sz w:val="21"/>
         </w:rPr>
-        <w:t>what can this project portfolio establish about the transfer of biologically grounded computation into artificial systems?</w:t>
+        <w:t>which evidential transitions in neural-to-artificial transfer require separate empirical support</w:t>
       </w:r>
       <w:r>
         <w:rPr>
           <w:rFonts w:ascii="Cambria" w:hAnsi="Cambria"/>
           <w:sz w:val="21"/>
         </w:rPr>
-        <w:t xml:space="preserve"> We treat this as a retrospective evidence audit, not as a pooled test or a claim that the projects were prospectively designed as one study. Figure 2 uses the same four questions—biological structure, source-supported computation, information correspondence and artificial utility—to show where each portfolio contributes evidence and where transitions require separate tests. Our contribution is an evidence-bounded case synthesis of two research portfolios, three earlier synthetic tests, and one newly selected source-informed synthetic test; it is not a new general transfer law. The map is an organizing proposal rather than a validated transfer theory.</w:t>
+        <w:t>. We address this through a retrospective, case-based synthesis, not a pooled test or a claim that the projects were prospectively designed as one study. Figure 2 uses four organizing questions—biological structure, source-supported computation, information correspondence and artificial utility—to show where each portfolio contributes evidence and where transitions require separate tests. These cases have no common estimand and do not jointly test a unified transfer law. Our contribution is an evidence-bounded synthesis of two research portfolios, three earlier synthetic tests and one newly selected source-informed synthetic test. The map is an organizing proposal rather than a validated transfer theory.</w:t>
       </w:r>
     </w:p>
     <w:p>
@@ -146,7 +146,7 @@
           <w:rFonts w:ascii="Cambria" w:hAnsi="Cambria"/>
           <w:sz w:val="21"/>
         </w:rPr>
-        <w:t>We examined evidence at distinct levels: connectome-based structure tests (Fig. 3), published biological computations and source-data analyses, and four synthetic experiments on execution-state information, temporal correspondence, fast–slow dynamics and feature-tuned contextual inhibition. NeuroMotif and NeuroMech were independent research portfolios with different tasks and units of analysis; their outcomes were not pooled. M2 and M5 were designed after earlier project outcomes; DMP and the V1 test were later post-result additions. Each protocol was frozen locally before its own outcome run, but none was a project-level preregistration or an independent biological validation (Supplementary Methods S1, S4 and S5; Supplementary Tables S3–S5).</w:t>
+        <w:t>We examined evidence at distinct levels: connectome-based structure tests (Fig. 3), published biological computations and source-data analyses, and four synthetic experiments on execution-state information, temporal correspondence, fast–slow dynamics and feature-tuned contextual inhibition. NeuroMotif and NeuroMech were independent research portfolios with different tasks and units of analysis; their outcomes were not pooled. M2 and M5 were designed after earlier project outcomes; DMP and the V1 test were later post-result additions. Each protocol was frozen locally before its own outcome run, but none was a project-level preregistration or an independent biological validation (Supplementary Methods S1, S4 and S5; Supplementary Tables S3–S7).</w:t>
       </w:r>
     </w:p>
     <w:p>
@@ -560,21 +560,7 @@
           <w:rFonts w:ascii="Cambria" w:hAnsi="Cambria"/>
           <w:sz w:val="21"/>
         </w:rPr>
-        <w:t xml:space="preserve">NeuroConverge is a retrospective synthesis of two independently developed research portfolios, with four separately analysed synthetic tests. It is not a systematic review, a prospectively unified biological study or a meta-analysis. We imported all 39 records from the NeuroMech Route-D V3 classification matrix and retained their original evidence labels, units, statuses and interpretation limits in Supplementary Table S1. Selected packages on the separate </w:t>
-      </w:r>
-      <w:r>
-        <w:rPr>
-          <w:rFonts w:ascii="Cambria Math" w:hAnsi="Cambria Math"/>
-          <w:sz w:val="21"/>
-        </w:rPr>
-        <w:t>experiment-publication</w:t>
-      </w:r>
-      <w:r>
-        <w:rPr>
-          <w:rFonts w:ascii="Cambria" w:hAnsi="Cambria"/>
-          <w:sz w:val="21"/>
-        </w:rPr>
-        <w:t xml:space="preserve"> branch were crosswalked to that matrix (Supplementary Table S2). Some packages lack an exact matrix record; this limits the completeness of the source inventory, not the identities of the separately hashed packages. File identities and source states are summarized in Supplementary Methods S2. RR18 and RR19 belong to separately governed workstreams and were excluded from this synthesis.</w:t>
+        <w:t>NeuroConverge is a retrospective, case-based synthesis of two independently developed research portfolios, with four separately analysed synthetic tests. It is not a systematic review, a prospectively unified biological study or a meta-analysis, and its cases have no common estimand. We imported all 39 records from the NeuroMech Route-D V3 classification matrix and retained their original evidence labels, units, statuses and interpretation limits in Supplementary Table S1. The nine claims in the initial publication draft are accounted for separately in Supplementary Table S2: three map to V3 main-text candidates, one is an editorial synthesis, three are hash-pinned branch records without exact V3 rows, one is a post-result follow-up whose relationship to M10 remains unresolved, and one maps to a V3 supplementary-only record. The C08 contract identifies it as a distinct follow-up to V2; we do not merge it with V2 or make an M10-linked claim. RR18 and RR19 appear as separately governed exclusions in the 39-row disposition matrix and are excluded from the manuscript synthesis.</w:t>
       </w:r>
     </w:p>
     <w:p>

--- a/manuscript/NMI_MANUSCRIPT_CANDIDATE.docx
+++ b/manuscript/NMI_MANUSCRIPT_CANDIDATE.docx
@@ -28,7 +28,7 @@
           <w:rFonts w:ascii="Cambria" w:hAnsi="Cambria"/>
           <w:sz w:val="18"/>
         </w:rPr>
-        <w:t>NeuroConverge internal manuscript candidate — 3 October 2026. This version adds a source-informed synthetic V1 figure/ground test to the retrospective portfolio and earlier M2/M5/DMP tests. It is not submission-ready: project-level audits classify both NMI Article and Analysis as not ready; source freeze, licensing, attribution, author information and venue fit remain open.</w:t>
+        <w:t>NeuroConverge internal manuscript candidate — 4 October 2026. No new experiments by default. Frozen results are retained; technical interpretation, core evidence traceability, reconstruction scope and the contribution assessment remain under audit. Source rights and author declarations are also open.</w:t>
       </w:r>
     </w:p>
     <w:p>
@@ -48,22 +48,7 @@
           <w:rFonts w:ascii="Cambria" w:hAnsi="Cambria"/>
           <w:sz w:val="21"/>
         </w:rPr>
-        <w:t xml:space="preserve">Biological provenance does not itself establish artificial utility. We synthesize two heterogeneous research portfolios and report four separately analysed synthetic tests. The tested connectome assay and single-specimen Fish1.5 analysis did not establish a general structural advantage; its frozen topology-null inference was invalid. Published </w:t>
-      </w:r>
-      <w:r>
-        <w:rPr>
-          <w:rFonts w:ascii="Cambria" w:hAnsi="Cambria"/>
-          <w:i/>
-          <w:sz w:val="21"/>
-        </w:rPr>
-        <w:t>C. elegans</w:t>
-      </w:r>
-      <w:r>
-        <w:rPr>
-          <w:rFonts w:ascii="Cambria" w:hAnsi="Cambria"/>
-          <w:sz w:val="21"/>
-        </w:rPr>
-        <w:t xml:space="preserve"> evidence supports a bounded motor-state computation, whereas a planned animal-level reanalysis was schema-blocked. Realized-state input did not improve synthetic action-conditioned tracking; temporal correspondence helped a local rule but generic controls showed larger effects; and no DMP task met its mechanism-specificity gate. A source-informed synthetic V1 figure/ground test produced an interaction opposite to its stated alignment-benefit prediction, while the aligned feature-selective circuit underperformed a nonselective pool. None of these results validates biological mechanisms or general transfer. They motivate an evidence framework that separates source support, information correspondence and artificial utility, but do not validate the framework itself.</w:t>
+        <w:t>Biological provenance does not specify which artificial comparison can establish transfer. We retrospectively synthesize three independent research programmes and five separately analysed synthetic or engineering tests. Separating source support, information correspondence, mechanism specificity and task utility changed the eligible conclusions in these cases. Direct execution-state information did not improve the tested controller. Preserved temporal correspondence helped a local rule, but generic feature-based prediction prevented attribution to that rule. Fast–slow dynamics did not meet mechanism-specificity criteria. In a source-inspired visual task, normalization reduced the nominal global-context control to a constant offset, changing the comparison into a selective-transform versus effectively local-only test. The single-specimen structural analysis retained an invalid topology null separately from its unsupported positive association. In an equal-compute scheduling comparison, no control could be made eligible because the frozen criterion defined a control's comparability in terms of the treatment's own realized consumption, so the comparison could not be instantiated and no confirmatory evaluation followed. These cases identify different reasons why a local contrast cannot carry a transfer claim, including reasons that arise before any contrast is computed. They provide an operational case-based evidence decomposition, without establishing a common effect, biological mechanism validity or a general transfer law.</w:t>
       </w:r>
     </w:p>
     <w:p>
@@ -87,7 +72,7 @@
           <w:rFonts w:ascii="Cambria" w:hAnsi="Cambria"/>
           <w:sz w:val="21"/>
         </w:rPr>
-        <w:t>Three claims are often conflated: whether a biological structure is reliably characterized, whether it supports a particular computation, and whether an abstraction improves an artificial task. Evidence for one claim does not settle the next. For the portfolio map, we separate artificial transfer into two questions—whether task-relevant information is represented and whether that representation improves utility—yielding four organizing questions: biological structure, source-supported computation, information correspondence and artificial utility. These are distinct evidence categories, not a causal sequence or necessary conditions already established by these data.</w:t>
+        <w:t>Source support, computational interpretation, information correspondence and artificial utility answer different questions. Mechanism specificity additionally asks whether the proposed operation explains an effect beyond alternative implementations. Existing work provides evaluation taxonomies, documents baseline/reporting biases and formally characterizes negative transfer [15–17]. Our narrower question concerns which comparisons are informative when translating a source-supported computation into an artificial implementation. Supplementary Table S8 positions this study against those precedents without claiming that the categories themselves are new.</w:t>
       </w:r>
     </w:p>
     <w:p>
@@ -99,7 +84,7 @@
           <w:rFonts w:ascii="Cambria" w:hAnsi="Cambria"/>
           <w:sz w:val="21"/>
         </w:rPr>
-        <w:t>NeuroMotif and NeuroMech approached different portions of this chain. NeuroMotif asked whether connectome-derived organization related to selected dynamical properties and whether a broader structure-to-AI claim could be supported. NeuroMech examined named biological computations, including motor-state feedback and cerebellar temporal learning, and tested simplified implementations under synthetic tasks. These histories are heterogeneous: they include source literature, source-data analyses, model reproductions, synthetic experiments, negative results, invalid analyses and blocked data paths.</w:t>
+        <w:t>NeuroMotif and NeuroMech approached different portions of this chain. NeuroMotif asked whether connectome-derived organization related to selected dynamical properties and whether a broader structure-to-AI claim could be supported. NeuroMech examined named biological computations, including motor-state feedback and cerebellar temporal learning, and tested simplified implementations under synthetic tasks. A third, separately governed engineering programme asked whether an event-driven scheduler confers a compute-budget advantage; it was carried out under a declared boundary that excluded the other two, and its inclusion here is an owner-authorized scope amendment rather than a pre-existing integration. These histories are heterogeneous: they include source literature, source-data analyses, model reproductions, synthetic experiments, negative results, invalid analyses, blocked data paths and comparisons that could not be instantiated.</w:t>
       </w:r>
     </w:p>
     <w:p>
@@ -126,7 +111,7 @@
           <w:rFonts w:ascii="Cambria" w:hAnsi="Cambria"/>
           <w:sz w:val="21"/>
         </w:rPr>
-        <w:t>. We address this through a retrospective, case-based synthesis, not a pooled test or a claim that the projects were prospectively designed as one study. Figure 2 uses four organizing questions—biological structure, source-supported computation, information correspondence and artificial utility—to show where each portfolio contributes evidence and where transitions require separate tests. These cases have no common estimand and do not jointly test a unified transfer law. Our contribution is an evidence-bounded synthesis of two research portfolios, three earlier synthetic tests and one newly selected source-informed synthetic test. The map is an organizing proposal rather than a validated transfer theory.</w:t>
+        <w:t>. This retrospective, case-based synthesis identifies how separating evidence questions changes the inference in each case and which further comparison would be informative (Supplementary Table S9). Figure 2 maps the portfolio coverage. These cases have no common estimand and do not jointly test a unified transfer law. The contribution is a case-grounded analysis of distinct inference failures, not a validated theory predicting transfer success.</w:t>
       </w:r>
     </w:p>
     <w:p>
@@ -146,7 +131,7 @@
           <w:rFonts w:ascii="Cambria" w:hAnsi="Cambria"/>
           <w:sz w:val="21"/>
         </w:rPr>
-        <w:t>We examined evidence at distinct levels: connectome-based structure tests (Fig. 3), published biological computations and source-data analyses, and four synthetic experiments on execution-state information, temporal correspondence, fast–slow dynamics and feature-tuned contextual inhibition. NeuroMotif and NeuroMech were independent research portfolios with different tasks and units of analysis; their outcomes were not pooled. M2 and M5 were designed after earlier project outcomes; DMP and the V1 test were later post-result additions. Each protocol was frozen locally before its own outcome run, but none was a project-level preregistration or an independent biological validation (Supplementary Methods S1, S4 and S5; Supplementary Tables S3–S7).</w:t>
+        <w:t>We examined evidence at distinct levels: connectome-based structure tests (Fig. 3), published biological computations and source-data analyses, four synthetic experiments on execution-state information, temporal correspondence, fast–slow dynamics and feature-tuned contextual inhibition, and a separate engineering line on budget-matched scheduling. NeuroMotif, NeuroMech and the IRCN line were independent research programmes with different tasks and units of analysis; their outcomes were not pooled, and the third was carried out under a declared boundary that excluded the other two until the owner authorized its inclusion here. M2 and M5 were designed after earlier project outcomes; DMP and the V1 test were later post-result additions; the IRCN pilot was preregistered and its confirmatory stage was never reached. Each protocol was frozen locally before its own outcome run, but none was a project-level preregistration or an independent biological validation (Supplementary Methods S1, S4 and S5; Supplementary Tables S3–S7).</w:t>
       </w:r>
     </w:p>
     <w:p>
@@ -154,7 +139,7 @@
         <w:pStyle w:val="Heading2"/>
       </w:pPr>
       <w:r>
-        <w:t>1. The tested connectome descriptions did not establish the proposed computational advantage</w:t>
+        <w:t>1. Structural association and reservoir retention require distinct tests</w:t>
       </w:r>
     </w:p>
     <w:p>
@@ -166,7 +151,7 @@
           <w:rFonts w:ascii="Cambria" w:hAnsi="Cambria"/>
           <w:sz w:val="21"/>
         </w:rPr>
-        <w:t>The whole-connectome assay did not establish an advantage of the tested off-diagonal topology for value retention (Supplementary Table S1 and Supplementary Results S3). In the frozen reservoir/interference assay, connectome-based interactions did not outperform passive identity-like persistence in the interference range with recoverable signal. A crossover at stronger interference occurred only when both models approached noise-level retention. The comparator retained diagonal state persistence, so the contrast tested the added value of the specified interactions over an existing memory process. It did not compare recurrence with a memoryless system. This result bounded the tested topology, dynamics and task; it did not establish that connectome structure generally lacks computational value.</w:t>
+        <w:t>The separate Fish1.5 analysis asked whether a connectome-derived recurrence measure was positively associated with neuronal activity persistence (Fig. 3a,b). The predicted association was not supported among 82 neurons from one specimen: Spearman's ρ was −0.1096, the positive-direction permutation P value was 0.8337, and the neuron-bootstrap 95% confidence interval was [−0.2932, 0.1338]. This interval described variation under neuronal resampling within that specimen, not uncertainty across animals. Moreover, the frozen topology-null analysis could not provide valid inference: correlations were undefined for 861 of 1,000 null graphs, leaving 139 defined statistics. No valid topology-null P value was estimable under that procedure. The unsupported positive association and the invalid topology null were therefore retained as separate outcomes; neither justified a population-level structural conclusion. This separates a conditional association estimate from the validity of the proposed topology comparison.</w:t>
       </w:r>
     </w:p>
     <w:p>
@@ -178,7 +163,7 @@
           <w:rFonts w:ascii="Cambria" w:hAnsi="Cambria"/>
           <w:sz w:val="21"/>
         </w:rPr>
-        <w:t>The separate Fish1.5 analysis asked whether a connectome-derived recurrence measure was positively associated with neuronal activity persistence (Fig. 3a,b). The predicted association was not supported among 82 neurons from one specimen: Spearman's ρ was −0.1096, the positive-direction permutation P value was 0.8337, and the neuron-bootstrap 95% confidence interval was [−0.2932, 0.1338]. This interval described variation under neuronal resampling within that specimen, not uncertainty across animals. Moreover, the frozen topology-null analysis could not provide valid inference: correlations were undefined for 861 of 1,000 null graphs, leaving 139 defined statistics. No valid topology-null P value was estimable under that procedure. The unsupported positive association and the invalid topology null were therefore retained as separate outcomes; neither justified a population-level structural conclusion. Together, these assays did not establish the proposed structure-to-dynamics advantage under their evaluated conditions.</w:t>
+        <w:t>An archived whole-connectome reservoir workstream supplied a separate historical boundary. The recoverable Step-3/3A calibration and falsification sequence applied a prospectively frozen rule requiring a nonzero interference level with recurrent-model source R² ≥ 0.30, superiority over passive diagonal persistence and concordance in at least six of eight paired weight seeds. No tested level in the recovered sequence satisfied the conjunction. This does not establish that the planned M0 pilot or its T00–T11 main experiment was completed: the available evidence is the narrower calibration/falsification sequence, not a full pilot archive. Exact processed graphs and the dirty execution snapshot are also absent, so this record remains a bounded historical result without raw-to-result reconstruction (Supplementary Results S3; Supplementary Table S7).</w:t>
       </w:r>
     </w:p>
     <w:p>
@@ -393,7 +378,7 @@
           <w:rFonts w:ascii="Cambria" w:hAnsi="Cambria"/>
           <w:sz w:val="21"/>
         </w:rPr>
-        <w:t>A predeclared secondary scaling analysis found a narrow small-data pattern in contextual decision: the aligned DMP advantage over the short-state control was +0.0724 at N = 128 (95% CI, 0.0504 to 0.0956), +0.0351 at N = 512 (0.0134 to 0.0595), and +0.00156 at N = 2,048 (−0.00573 to 0.00931). Its unit-level advantage slope was negative (−0.0177 per log₂ training-size step; 95% CI, −0.0229 to −0.0127; Holm-adjusted P = 0.000060), meeting the prespecified sample-efficiency gate for this one task. This secondary result did not rescue the failed mechanism-specificity test. In the unchanged longer-delay evaluation, aligned DMP loss increased by 0.00143 (95% CI, −0.00866 to 0.01081) in delayed association, 0.00096 (−0.00187 to 0.00375) in state estimation, and 0.22096 (0.20153 to 0.23841) in contextual decision. The effect was therefore task dependent, with a substantial degradation in the contextual-decision shift (Supplementary Table S4).</w:t>
+        <w:t>A predeclared secondary scaling analysis found a narrow small-data pattern in contextual decision: the aligned DMP advantage over the short-state control was +0.0724 at N = 128 (95% CI, 0.0504 to 0.0956), +0.0351 at N = 512 (0.0134 to 0.0595), and +0.00156 at N = 2,048 (−0.00573 to 0.00931). Its unit-level advantage slope was negative (−0.0177 per log₂ training-size step; 95% CI, −0.0229 to −0.0127; Holm-adjusted P = 0.000060), meeting the frozen secondary scaling criterion labelled a sample-efficiency gate for this one task. This descriptive label does not establish sample efficiency: with ten fixed epochs and batch size 64, the fits used 20, 80 and 320 optimizer updates at N = 128, 512 and 2,048, respectively. This secondary result did not rescue the failed mechanism-specificity test. In the unchanged longer-delay evaluation, aligned DMP loss increased by 0.00143 (95% CI, −0.00866 to 0.01081) in delayed association, 0.00096 (−0.00187 to 0.00375) in state estimation, and 0.22096 (0.20153 to 0.23841) in contextual decision. The effect was therefore task dependent, with a substantial degradation in the contextual-decision shift (Supplementary Table S4).</w:t>
       </w:r>
     </w:p>
     <w:p>
@@ -428,7 +413,7 @@
         <w:pStyle w:val="Heading2"/>
       </w:pPr>
       <w:r>
-        <w:t>6. Feature-matched inhibition did not improve the synthetic figure–ground task</w:t>
+        <w:t>6. Normalization changed the effective visual-task comparator</w:t>
       </w:r>
     </w:p>
     <w:p>
@@ -440,7 +425,7 @@
           <w:rFonts w:ascii="Cambria" w:hAnsi="Cambria"/>
           <w:sz w:val="21"/>
         </w:rPr>
-        <w:t>We tested a reported mouse V1 motif—like-to-like orientation-tuned pyramidal-cell input to SST interneurons and SST contribution to surround suppression [14]—on a synthetic figure/ground task. Generated eight-channel orientation responses, not source neural recordings, were used to segment a 3 × 3 patch. Thirty task-instance seeds crossed selective versus global inhibition with aligned versus permuted routing; training sizes were 32, 128 and 512 images, with IID and skewed-background tests (Supplementary Methods S5 and Table S5). At N = 512, the generic-context reference exceeded the 9/121 AP null by 0.37219 (95% task-seed bootstrap CI, 0.36046 to 0.38379), passing task viability.</w:t>
+        <w:t>We used a reported mouse visual-cortex motif—feature-tuned pyramidal-cell input to SST interneurons [14]—to motivate a synthetic figure/ground test with 30 task-instance seeds. No source neural recordings were used. The nominal design crossed selective versus global inhibition with aligned versus permuted routing. However, the eight-channel responses summed to one at each location; their neighbour mean therefore also summed to one, making global pooling a constant 1/8. Subtracting 0.65/8 was absorbed by the fitted linear readout. The executed global control was thus effectively local-only, not a second functional contextual mechanism (Supplementary Methods S5).</w:t>
       </w:r>
     </w:p>
     <w:p>
@@ -452,7 +437,7 @@
           <w:rFonts w:ascii="Cambria" w:hAnsi="Cambria"/>
           <w:sz w:val="21"/>
         </w:rPr>
-        <w:t>The frozen interaction was +0.01603 AP (95% CI, 0.00815 to 0.02357; two-sided sign-flip P = 0.00060). Its formula was broken minus aligned, so with higher-is-better AP, the estimate indicates a relative benefit from breaking routing—the opposite of the protocol narrative's prediction. Selective/aligned pooling also underperformed global/aligned pooling by 0.02208 AP (95% CI, 0.01664 to 0.02737). The positive mechanism-specificity gate failed. The skewed-background interaction had the same direction (+0.01692; 95% CI, 0.00553 to 0.02913); the sample-size slope was inconclusive. We preserved the frozen contract and outputs and documented its sign-direction wording error.</w:t>
+        <w:t>Three procedural facts remain distinct. The frozen interaction was +0.01603 AP (95% CI, 0.00815 to 0.02357; two-sided sign-flip P = 0.00060), passing its numerical criterion. Because the formula was broken minus aligned, that positive direction opposed the prose prediction of an alignment benefit. Aligned selective routing also underperformed the constant-offset control by 0.02208 AP (95% CI, 0.01664 to 0.02737), so the conjunctive gate failed. With identical global cells, the interaction reduced to the selective broken-minus-aligned difference. The tested selective routing did not outperform the present effectively local-only control.</w:t>
       </w:r>
     </w:p>
     <w:p>
@@ -464,7 +449,78 @@
           <w:rFonts w:ascii="Cambria" w:hAnsi="Cambria"/>
           <w:sz w:val="21"/>
         </w:rPr>
-        <w:t>This source-informed synthetic test was selected after earlier project outcomes; its visual domain overlaps prior synthetic-visual work. Its generic comparator was a linear context model, not a strong or parameter-matched neural network. It does not validate the biological circuit, the full evidence map or a general transfer claim.</w:t>
+        <w:t>The generic reference exceeded the frozen prevalence reference of 9/121 by 0.37219 AP (95% CI, 0.36046 to 0.38379). This passed the procedural reference criterion, but did not establish contextual learning: the AP implementation used stable pixel-index ordering for ties, so all-equal predictions did not necessarily yield 9/121, and structure-preserving no-learning alternatives were not excluded. Outputs and gates were preserved; control algebra, metric interpretation and verification scope were recorded in a separate technical amendment. This outcome-informed synthetic case supplies no biological validation.</w:t>
+      </w:r>
+    </w:p>
+    <w:p>
+      <w:pPr>
+        <w:pStyle w:val="Heading2"/>
+      </w:pPr>
+      <w:r>
+        <w:t>7. An equal-compute comparison whose eligibility depended on the treatment's own realized consumption</w:t>
+      </w:r>
+    </w:p>
+    <w:p>
+      <w:pPr>
+        <w:spacing w:after="120" w:line="269" w:lineRule="auto"/>
+      </w:pPr>
+      <w:r>
+        <w:rPr>
+          <w:rFonts w:ascii="Cambria" w:hAnsi="Cambria"/>
+          <w:sz w:val="21"/>
+        </w:rPr>
+        <w:t>We separately examined an engineering line whose question was whether an event-driven scheduler confers a compute-budget advantage for a recurrent circuit. The line had already produced three narrower outcomes, each of which stops short of a utility claim. Its correctness gate passed: 96/96 calibration cases and 240/240 untouched-seed cases cleared the frozen trajectory-accuracy ceiling (maximum NRMSE 4.2635e-9 against a limit of 6.8376e-8), yet the corresponding decision record still declines to claim efficiency or to enter the baseline comparison, because accuracy of a trajectory is not cost. A later runtime milestone likewise passed: a tick-synchronous execution bridge reproduced the frozen synchronous cell on 21 fixtures with all 42 repeated attempts passing and a maximum state difference of 2.8311e-15, and its decision record states explicitly that this licenses no efficacy claim and that the next evaluation stage should not be entered. A cost-calibration run then found no threshold at or below the frozen error ceiling, leaving its results table header-only; that run also carries a confirmed protocol deviation, in that the smooth-input event cadence was set by implementation convention rather than frozen before the run, so its negative result is an implementation-level probe rather than confirmatory evidence.</w:t>
+      </w:r>
+    </w:p>
+    <w:p>
+      <w:pPr>
+        <w:spacing w:after="120" w:line="269" w:lineRule="auto"/>
+      </w:pPr>
+      <w:r>
+        <w:rPr>
+          <w:rFonts w:ascii="Cambria" w:hAnsi="Cambria"/>
+          <w:sz w:val="21"/>
+        </w:rPr>
+        <w:t xml:space="preserve">The budget-matched pilot is the case of interest. The preregistration froze a per-seed eligibility rule for the four scheduler controls: a control was eligible only if, for every pilot seed, its realized multiply-accumulate count came within one per cent of </w:t>
+      </w:r>
+      <w:r>
+        <w:rPr>
+          <w:rFonts w:ascii="Cambria" w:hAnsi="Cambria"/>
+          <w:b/>
+          <w:sz w:val="21"/>
+        </w:rPr>
+        <w:t>the treatment's own realized count</w:t>
+      </w:r>
+      <w:r>
+        <w:rPr>
+          <w:rFonts w:ascii="Cambria" w:hAnsi="Cambria"/>
+          <w:sz w:val="21"/>
+        </w:rPr>
+        <w:t>. That criterion makes the comparability of a control a function of the treatment's realized consumption, which is produced by running the treatment. In the event, no control satisfied it in either task family. On the sparse-key family the treatment realized 500,288 to 508,160 counted operations per seed while each control deviated by 3.79 to 5.42 per cent (random and fixed-frequency), 5.41 to 15.74 per cent (activity) and 4.12 to 5.76 per cent (no-influence). On the feedback-switch family the treatment realized 25,344 per seed and every control deviated by 1466.92 to 1987.63 per cent. The frozen record therefore contains no primary baseline, sets the confirmatory seed count to zero, marks the sample size infeasible and leaves the confirmatory test-seed list empty. No confirmatory evaluation was run.</w:t>
+      </w:r>
+    </w:p>
+    <w:p>
+      <w:pPr>
+        <w:spacing w:after="120" w:line="269" w:lineRule="auto"/>
+      </w:pPr>
+      <w:r>
+        <w:rPr>
+          <w:rFonts w:ascii="Cambria" w:hAnsi="Cambria"/>
+          <w:sz w:val="21"/>
+        </w:rPr>
+        <w:t>Three procedural facts remain distinct and must not be merged. The numerical interaction that motivated the line was never tested, because the comparison could not be instantiated; this is a comparison-contract boundary, not a failed mechanism and not evidence that the scheduler is inefficacious. The pilot's descriptive ordering does not rescue the comparison: the treatment did not beat even the zero-output reference (sparse-key mean loss 0.01083973 against 0.01083902; feedback-switch 0.02612243 against 0.02601414), and its feedback-switch critical-event recall was zero, which is consistent with an estimator that failed to trigger rather than with a treatment that was correctly compared and lost. And the pilot's own failure record was reconstructed after the metric and freeze files were written, so it is retained as documentation of the infeasibility rather than as contemporaneous runner output.</w:t>
+      </w:r>
+    </w:p>
+    <w:p>
+      <w:pPr>
+        <w:spacing w:after="120" w:line="269" w:lineRule="auto"/>
+      </w:pPr>
+      <w:r>
+        <w:rPr>
+          <w:rFonts w:ascii="Cambria" w:hAnsi="Cambria"/>
+          <w:sz w:val="21"/>
+        </w:rPr>
+        <w:t>This case adds a boundary class not present in the others: a comparison whose eligibility criterion is defined in terms of the treatment's realized behaviour cannot be frozen in advance of running the treatment, and where the treatment's consumption diverges sharply from the planned controls the contract cannot be repaired after the fact without defining a new comparison. Changing to a common compute cap, or to scheduler decisions that make controls plan-able in advance, would constitute a new preregistration rather than a reanalysis of these data. The case supplies no biological validation, no efficiency claim and no evidence about whether the underlying scheduling idea is sound.</w:t>
       </w:r>
     </w:p>
     <w:p>
@@ -484,7 +540,7 @@
           <w:rFonts w:ascii="Cambria" w:hAnsi="Cambria"/>
           <w:sz w:val="21"/>
         </w:rPr>
-        <w:t>The evaluated cases separated source support from artificial utility at several points. Structural descriptions did not establish their proposed dynamical advantage within the tested assays. Supported biological computations left artificial implementation choices unresolved. The synthetic experiments had different outcomes: direct execution-state access did not improve the tested AcRKN controller; temporal correspondence helped a local rule but generic alternatives had larger effects; fast–slow dynamics did not yield a positive mechanism-specific advantage across three task families; and feature-selective inhibition failed its aligned-utility gate in the new segmentation task. The latter interaction ran opposite to its stated directional prediction, so it does not support an alignment benefit. Together, the results treat source support, information correspondence and implementation utility as separate, evidence-bounded claims.</w:t>
+        <w:t>The cases revealed different reasons why an observed contrast could not establish neural-to-artificial transfer. Extra information did not guarantee utility in the tested controller; correspondence-sensitive prediction did not identify a learning rule; a matched dynamical contrast remained conditional on task viability; and a biologically motivated visual comparison changed meaning when its control algebra was examined. The structural case separately distinguished an unsupported association from an invalid null, and the scheduling case stopped one step earlier still: its comparison could not be instantiated, because the frozen eligibility rule made a control's admissibility depend on the treatment's own realized consumption. Their joint value is the change in eligible inference produced by separating these questions, rather than a common negative effect.</w:t>
       </w:r>
     </w:p>
     <w:p>
@@ -496,7 +552,7 @@
           <w:rFonts w:ascii="Cambria" w:hAnsi="Cambria"/>
           <w:sz w:val="21"/>
         </w:rPr>
-        <w:t>We propose a neural transfer evidence map with four questions: source validity, computational interpretation, information correspondence and artificial utility. Source validity concerns the identity, coverage and limitations of the biological observations. Computational interpretation specifies the operation supported by recordings, models or interventions. Information correspondence asks which task-relevant variable or relation survives in the artificial input and representation. Artificial utility is a measured benefit under a stated objective and comparator set. Mechanism specificity is a separate question about whether the proposed operation explains an effect beyond alternative implementations. The map organizes the present cases; its categories are neither a causal sequence nor established necessary and sufficient conditions for successful transfer (Fig. 2).</w:t>
+        <w:t>The decomposition makes the required comparison explicit (Supplementary Table S9). M5 requires a same-feature generic learner before attributing correspondence sensitivity to the local rule. M2 requires separating signal availability from controller utility. DMP requires interpreting the mechanism interaction only within the task gate and training protocol. V1 requires checking whether nominal controls retain their intended information. Fish1.5 requires a valid topology null independently of an association estimate. The scheduling case requires an eligibility rule that can be evaluated from the plan rather than from the treatment's realized behaviour, which is a change of comparison contract rather than a reanalysis. These are operational decisions supported by the existing cases, not tested improvements in the performance of the evidence map itself.</w:t>
       </w:r>
     </w:p>
     <w:p>
@@ -508,7 +564,7 @@
           <w:rFonts w:ascii="Cambria" w:hAnsi="Cambria"/>
           <w:sz w:val="21"/>
         </w:rPr>
-        <w:t>The synthetic outcomes are compatible with implementation-level explanations. In M2, worse performance from additional information does not imply that the observation is intrinsically harmful or useless to an optimal estimator; diagnostics left representation and training effects unresolved. In M5, ridge used the same eligibility features but a smaller head and different objective, so its advantage leaves the learning-rule contribution unidentified at matched capacity. The correspondence manipulation changed both training and evaluation pairing, and complete-trial features did not demonstrate online eligibility. In the fast–slow study, the short-state control performed better in state estimation; contextual-decision gains diminished with data and did not persist at longer delay. This may reflect task-specific optimization, not a biological cause.</w:t>
+        <w:t>Implementation-level explanations remain. M2 did not isolate an intrinsic information penalty. M5 changed both training and evaluation correspondence, used complete-trial features, and compared different heads and objectives. DMP varied optimization steps with dataset size under ten fixed epochs, so its small-data pattern did not isolate pure sample efficiency. V1 passed its frozen prevalence-reference criterion without establishing contextual learning. These limits identify the inference that remains unresolved in each implementation; they do not imply absence or failure of the source biological mechanism.</w:t>
       </w:r>
     </w:p>
     <w:p>
@@ -520,7 +576,7 @@
           <w:rFonts w:ascii="Cambria" w:hAnsi="Cambria"/>
           <w:sz w:val="21"/>
         </w:rPr>
-        <w:t>These findings qualify the evaluated implementations without overturning successful connectome-informed or biologically motivated models in other settings. Connectome reservoir models have shown task-specific utility, while recent work on connectome-constrained recurrent networks combines structural and functional evidence to predict activity [1, 2]. These precedents place the present negative or bounded results in context: they do not show that biological connectivity lacks computational value. Source circuitry can constrain a model without being the uniquely effective artificial realization of a computation. Conversely, generic prediction from a source-derived representation does not show that the source mechanism is absent or unnecessary in the animal. The evidence map makes those distinctions explicit (Fig. 6), but these cases do not establish its novelty or generality across neural systems.</w:t>
+        <w:t>The study complements connectome-informed computation [1, 2], biological concept transfer [11] and bidirectional brain–model comparison [12] by tracing source-to-implementation inferences within selected cases. Evaluation taxonomies already provide structured study descriptions [15], and weak-baseline analyses establish the importance of comparator choice [16]. Our case table combines these concerns with source identity, effective representation and mechanism specificity. Its increment is this explicit case-level reasoning, not priority for the constituent principles or a representative survey of the field. The present results do not overturn successful transfer in other settings.</w:t>
       </w:r>
     </w:p>
     <w:p>
@@ -532,7 +588,7 @@
           <w:rFonts w:ascii="Cambria" w:hAnsi="Cambria"/>
           <w:sz w:val="21"/>
         </w:rPr>
-        <w:t>Several limits follow from the evidence units and selection history. Fish1.5 included one specimen and an invalid frozen topology null; neuronal resampling did not provide animal-population inference. The source readout used within-session splits and modeled weights (Supplementary Results S2). All four synthetic tests followed inspection of earlier outcomes. The new V1 test used generated visual signals, a linear generic comparator and a contrast with a sign-direction wording error; its modality also overlaps earlier project work. DMP had no biological measurements or independent transfer, and its scaling signal arose in one family without specificity. Historical invalid, blocked and unfavourable records remain in the supplement (Supplementary Results S1). Source linkage and reuse rights remain incomplete. These cases support bounded implementation claims only.</w:t>
+        <w:t>The third programme was included under an owner-authorized amendment that crosses a boundary its own provenance record had declared, and that crossing is recorded rather than presented as a pre-existing integration. Selection was outcome-informed, and none of the synthetic tests independently confirmed biology. Fish1.5 was conditional on one specimen; the source readout used within-session splits and modeled weights. The leave-one-case-out argument audit identifies which specific inference is lost when a case is removed and which remaining cases still support the narrower synthesis (Supplementary Table S10). It is not a statistical robustness test or evidence of representative sampling. Historical invalid and blocked records remain visible. Source linkage, third-party rights and end-to-end reconstruction are not uniformly complete.</w:t>
       </w:r>
     </w:p>
     <w:p>
@@ -580,7 +636,7 @@
         <w:pStyle w:val="Heading2"/>
       </w:pPr>
       <w:r>
-        <w:t>Whole-connectome reservoir assay</w:t>
+        <w:t>Historical whole-connectome reservoir archive</w:t>
       </w:r>
     </w:p>
     <w:p>
@@ -592,44 +648,35 @@
           <w:rFonts w:ascii="Cambria" w:hAnsi="Cambria"/>
           <w:sz w:val="21"/>
         </w:rPr>
-        <w:t>The locally archived M0 report evaluated neuron-level mappings of worm and larval fly connectivity under fixed reservoir dynamics and sustained interference. The recurrence implemented</w:t>
+        <w:t xml:space="preserve">The M0 workstream label covers a planned pilot and main experiment, but the recovered evidence supports only its Step-2/3/3A calibration, falsification and stopping sequence. The planned M0 pilot and T00–T11 main experiment are not documented as completed. In the recoverable sequence, off-diagonal connectome recurrence (M3) was compared with passive diagonal persistence (M1) under sustained interference. The shared weight-initialization seed was the pairing unit (eight per species × interference cell). The criterion combined usable source information (R² ≥ 0.30), M3 &gt; M1 and at least six of eight seeds in that direction. It was prospectively frozen after calibration and implementation corrections, not preregistered. The corrected report, Step-3/3A seed-level CSVs, verdicts, resolved configurations and manifests are retained in </w:t>
       </w:r>
-    </w:p>
-    <w:p>
-      <w:pPr>
-        <w:spacing w:before="60" w:after="140"/>
-        <w:jc w:val="center"/>
-      </w:pPr>
       <w:r>
         <w:rPr>
           <w:rFonts w:ascii="Cambria Math" w:hAnsi="Cambria Math"/>
-          <w:sz w:val="20"/>
+          <w:sz w:val="21"/>
         </w:rPr>
-        <w:t>hₜ=(1-λ)hₜ₋₁+λtanh(Wₕₕhₜ₋₁+Wₓxₜ+b).</w:t>
+        <w:t>../evidence/m0_source_archive/</w:t>
       </w:r>
-    </w:p>
-    <w:p>
-      <w:pPr>
-        <w:spacing w:after="120" w:line="269" w:lineRule="auto"/>
-      </w:pPr>
       <w:r>
         <w:rPr>
           <w:rFonts w:ascii="Cambria" w:hAnsi="Cambria"/>
           <w:sz w:val="21"/>
         </w:rPr>
-        <w:t>The passive comparator set the off-diagonal recurrent matrix to zero while retaining the same leak and diagonal state persistence. Matched comparisons shared the input-weight draw, stimuli, interference realization, probe split and ridge regularization. Value retention was assessed using readouts of reservoir state under the predefined delays and interference settings. The manuscript uses the corrected report's bounded conclusion in the range with recoverable information, retaining its noise-floor crossover qualification. The underlying report also records node-exclusion, random-seed and probe corrections; earlier invalid implementations were not treated as independent results.</w:t>
+        <w:t xml:space="preserve">, with the source-to-claim audit in </w:t>
       </w:r>
-    </w:p>
-    <w:p>
-      <w:pPr>
-        <w:spacing w:after="120" w:line="269" w:lineRule="auto"/>
-      </w:pPr>
+      <w:r>
+        <w:rPr>
+          <w:rFonts w:ascii="Cambria Math" w:hAnsi="Cambria Math"/>
+          <w:sz w:val="21"/>
+        </w:rPr>
+        <w:t>../evidence/M0_PROVENANCE_AUDIT.md</w:t>
+      </w:r>
       <w:r>
         <w:rPr>
           <w:rFonts w:ascii="Cambria" w:hAnsi="Cambria"/>
           <w:sz w:val="21"/>
         </w:rPr>
-        <w:t>This manuscript did not rerun or reconstruct the complete M0 assay. The corrected report and available manifests are identified in the paper-critical source snapshot. Canonical round-level linkage is not fully reconciled, so the present Methods describe the supported comparator definition without assigning one unresolved configuration to every historical round. The report, scope of this limitation and source records are retained in Supplementary Results S3 and the reproducibility inventory.</w:t>
+        <w:t>. Means and direction counts were recomputed from saved CSVs without running the scientific assay. The exact executed command is unknown, datasets were not registered in the historical manifests, processed graph tensors are unarchived and the execution worktree was dirty. These gaps prevent full raw-to-result reconstruction; this bounded historical sequence does not carry the manuscript's central inference alone.</w:t>
       </w:r>
     </w:p>
     <w:p>
@@ -986,7 +1033,7 @@
           <w:rFonts w:ascii="Cambria" w:hAnsi="Cambria"/>
           <w:sz w:val="21"/>
         </w:rPr>
-        <w:t>The DMP-style model had 32 leaky integrate-and-fire units (leak 0.5, threshold 1, subtractive reset) and a fixed two-dimensional Legendre-like slow state discretized at horizon 32. The short-state control retained the same learnable parameters, input matrix and state dimension, but used a 0.5I transition. A 2 × 2 factorial crossed model with aligned or broken slow-context correspondence. Broken correspondence independently deranged the context streams within each training prefix (N = 128, 512 or 2,048) and each held-out split, preserving exact context marginals and leaving fast streams, targets and counts unchanged. The comparator GRU had 18 hidden units and trainable parameter count within 5% of DMP. All learned models used two paired initializations, ten epochs, batch size 64 and Adam at learning rate 0.003. FLOPs were not matched.</w:t>
+        <w:t>The DMP-style model had 32 leaky integrate-and-fire units (leak 0.5, threshold 1, subtractive reset) and a fixed two-dimensional Legendre-like slow state discretized at horizon 32. The short-state control retained the same learnable parameters, input matrix and state dimension, but used a 0.5I transition. A 2 × 2 factorial crossed model with aligned or broken slow-context correspondence. Broken correspondence independently deranged the context streams within each training prefix (N = 128, 512 or 2,048) and each held-out split, preserving exact context marginals and leaving fast streams, targets and counts unchanged. The comparator GRU had 18 hidden units and trainable parameter count within 5% of DMP. All learned models used two paired initializations, ten epochs, batch size 64 and Adam at learning rate 0.003. FLOPs were not matched. With batch size 64 and ten epochs, N=128, 512 and 2,048 yielded 20, 80 and 320 updates per fit; scaling therefore did not separate sample size from optimization budget.</w:t>
       </w:r>
     </w:p>
     <w:p>
@@ -1044,19 +1091,73 @@
           <w:rFonts w:ascii="Cambria" w:hAnsi="Cambria"/>
           <w:sz w:val="21"/>
         </w:rPr>
-        <w:t>For each location, the local surround was the mean of its eight neighbouring responses. The feature-selective pathway subtracted 0.65 times the same-channel surround activity, or the activity routed through a fixed no-fixed-point channel permutation in the correspondence-broken arm. The global-pool control subtracted 0.65 times the mean surround activity, broadcast across channels, and was invariant to that permutation. All four factorial cells used the same ridge-regularized linear discriminant readout (λ = 0.02); the generic-context reference received concatenated local and surround channels (16 inputs). This generic reference was information matched but neither parameter matched to the eight-input factorial cells nor a strong neural network. The task-null AP was the positive-pixel prevalence, 9/121.</w:t>
+        <w:t xml:space="preserve">For each location, surround activity was the mean of eight neighbours. Selective routing subtracted 0.65 times the same-channel surround activity or its frozen no-fixed-point permutation. The historical </w:t>
       </w:r>
-    </w:p>
-    <w:p>
-      <w:pPr>
-        <w:spacing w:after="120" w:line="269" w:lineRule="auto"/>
-      </w:pPr>
+      <w:r>
+        <w:rPr>
+          <w:rFonts w:ascii="Cambria Math" w:hAnsi="Cambria Math"/>
+          <w:sz w:val="21"/>
+        </w:rPr>
+        <w:t>global_aligned</w:t>
+      </w:r>
       <w:r>
         <w:rPr>
           <w:rFonts w:ascii="Cambria" w:hAnsi="Cambria"/>
           <w:sz w:val="21"/>
         </w:rPr>
-        <w:t xml:space="preserve">Thirty task-instance seeds were the independent units; images and pixels were nested. The primary outcome was mean per-image AP. The frozen interaction used the </w:t>
+        <w:t xml:space="preserve"> and </w:t>
+      </w:r>
+      <w:r>
+        <w:rPr>
+          <w:rFonts w:ascii="Cambria Math" w:hAnsi="Cambria Math"/>
+          <w:sz w:val="21"/>
+        </w:rPr>
+        <w:t>global_broken</w:t>
+      </w:r>
+      <w:r>
+        <w:rPr>
+          <w:rFonts w:ascii="Cambria" w:hAnsi="Cambria"/>
+          <w:sz w:val="21"/>
+        </w:rPr>
+        <w:t xml:space="preserve"> cells instead subtracted the across-channel surround mean. Because each normalized response vector summed to one, this mean was 1/8 in exact arithmetic, giving a constant-offset control </w:t>
+      </w:r>
+      <w:r>
+        <w:rPr>
+          <w:rFonts w:ascii="Cambria Math" w:hAnsi="Cambria Math"/>
+          <w:sz w:val="21"/>
+        </w:rPr>
+        <w:t>x − 0.65/8</w:t>
+      </w:r>
+      <w:r>
+        <w:rPr>
+          <w:rFonts w:ascii="Cambria" w:hAnsi="Cambria"/>
+          <w:sz w:val="21"/>
+        </w:rPr>
+        <w:t>. The fitted linear discriminant absorbed that translation through its class means and intercept; the effective representation was local-only, up to floating-point rounding. Both global cells were identical, simplifying the interaction to the selective broken-minus-aligned contrast. Cell identifiers are retained to preserve the frozen record. All factorial cells used the same eight-input pathway and ridge-regularized linear discriminant (λ = 0.02). The generic reference concatenated local and surround channels (16 inputs), without capacity matching or a strong-neural-network benchmark.</w:t>
+      </w:r>
+    </w:p>
+    <w:p>
+      <w:pPr>
+        <w:spacing w:after="120" w:line="269" w:lineRule="auto"/>
+      </w:pPr>
+      <w:r>
+        <w:rPr>
+          <w:rFonts w:ascii="Cambria" w:hAnsi="Cambria"/>
+          <w:sz w:val="21"/>
+        </w:rPr>
+        <w:t>Per-image AP sorted pixels by decreasing score using stable sorting, then averaged precision at each positive pixel's rank. Equal-score ties therefore retained flattened pixel-index order rather than being grouped at a common threshold. The frozen reference was the figure prevalence, 9/121; it was not the executed AP of an all-equal predictor. Passing that reference criterion did not establish contextual learning, because spatially structured ranking and fixed orientation preference were not excluded by it. No reference value or historical gate was retrospectively changed.</w:t>
+      </w:r>
+    </w:p>
+    <w:p>
+      <w:pPr>
+        <w:spacing w:after="120" w:line="269" w:lineRule="auto"/>
+      </w:pPr>
+      <w:r>
+        <w:rPr>
+          <w:rFonts w:ascii="Cambria" w:hAnsi="Cambria"/>
+          <w:sz w:val="21"/>
+        </w:rPr>
+        <w:t xml:space="preserve">Thirty task-instance seeds were independent units; images and pixels were nested. The primary endpoint was mean per-image AP. The frozen interaction used </w:t>
       </w:r>
       <w:r>
         <w:rPr>
@@ -1070,7 +1171,7 @@
           <w:rFonts w:ascii="Cambria" w:hAnsi="Cambria"/>
           <w:sz w:val="21"/>
         </w:rPr>
-        <w:t xml:space="preserve"> AP contrast for selective minus global pooling; the protocol narrative mistakenly assigned a positive value to an alignment benefit. We preserve that formula and report the observed sign with its corrected directional meaning. Paired task-seed bootstrap intervals used 20,000 draws; two-sided sign-flip tests used 100,000 Monte Carlo sign patterns with NumPy </w:t>
+        <w:t xml:space="preserve"> AP for selective minus global cells; its prose mistakenly assigned a positive value to an alignment benefit. The positive numerical interaction condition passed, but selective/aligned AP was below the constant-offset control, failing the conjunctive gate. Paired bootstrap intervals used 20,000 draws and two-sided sign-flip tests used 100,000 Monte Carlo sign patterns from NumPy </w:t>
       </w:r>
       <w:r>
         <w:rPr>
@@ -1084,7 +1185,7 @@
           <w:rFonts w:ascii="Cambria" w:hAnsi="Cambria"/>
           <w:sz w:val="21"/>
         </w:rPr>
-        <w:t xml:space="preserve">. The positive specificity gate required generic-reference viability, an interaction meeting the frozen numerical criterion, and higher aligned AP for selective than global pooling. The three sample sizes and the skewed-background test were secondary. The full protocol, source/runner/verifier hashes, per-image outcomes, verifier and amendment are in </w:t>
+        <w:t xml:space="preserve">. Sample-size and skewed-background endpoints remained secondary. Contracts, original outputs and both interpretation amendments are in </w:t>
       </w:r>
       <w:r>
         <w:rPr>
@@ -1106,6 +1207,154 @@
         <w:pStyle w:val="Heading2"/>
       </w:pPr>
       <w:r>
+        <w:t>Budget-matched scheduling pilot and its eligibility rule</w:t>
+      </w:r>
+    </w:p>
+    <w:p>
+      <w:pPr>
+        <w:spacing w:after="120" w:line="269" w:lineRule="auto"/>
+      </w:pPr>
+      <w:r>
+        <w:rPr>
+          <w:rFonts w:ascii="Cambria" w:hAnsi="Cambria"/>
+          <w:sz w:val="21"/>
+        </w:rPr>
+        <w:t xml:space="preserve">A third programme, IRCN, was reviewed for this integration at branch </w:t>
+      </w:r>
+      <w:r>
+        <w:rPr>
+          <w:rFonts w:ascii="Cambria Math" w:hAnsi="Cambria Math"/>
+          <w:sz w:val="21"/>
+        </w:rPr>
+        <w:t>v0.7.0-runtime-icef-bridge</w:t>
+      </w:r>
+      <w:r>
+        <w:rPr>
+          <w:rFonts w:ascii="Cambria" w:hAnsi="Cambria"/>
+          <w:sz w:val="21"/>
+        </w:rPr>
+        <w:t xml:space="preserve">, commit </w:t>
+      </w:r>
+      <w:r>
+        <w:rPr>
+          <w:rFonts w:ascii="Cambria Math" w:hAnsi="Cambria Math"/>
+          <w:sz w:val="21"/>
+        </w:rPr>
+        <w:t>8eac42d</w:t>
+      </w:r>
+      <w:r>
+        <w:rPr>
+          <w:rFonts w:ascii="Cambria" w:hAnsi="Cambria"/>
+          <w:sz w:val="21"/>
+        </w:rPr>
+        <w:t>; the CBCC pilot directory is present in that working tree and is not committed at that head. Its provenance record classifies the other two programmes as read-only adjacent workspaces not used as its inputs, and its v0.7 development contract excludes manuscript edits; inclusion here is an owner-authorized scope amendment, recorded so that neither declared boundary is silently rewritten.</w:t>
+      </w:r>
+    </w:p>
+    <w:p>
+      <w:pPr>
+        <w:spacing w:after="120" w:line="269" w:lineRule="auto"/>
+      </w:pPr>
+      <w:r>
+        <w:rPr>
+          <w:rFonts w:ascii="Cambria" w:hAnsi="Cambria"/>
+          <w:sz w:val="21"/>
+        </w:rPr>
+        <w:t xml:space="preserve">The evidence used is the v0.8.0 CBCC development and pilot report with its frozen second preregistration, the pilot run directory of 9 October 2026, the two validation-gate records, the v0.7.0 completion record and decision, the work-package status table, and the project decision and protocol-deviation records. All quantities reported here were recomputed from </w:t>
+      </w:r>
+      <w:r>
+        <w:rPr>
+          <w:rFonts w:ascii="Cambria Math" w:hAnsi="Cambria Math"/>
+          <w:sz w:val="21"/>
+        </w:rPr>
+        <w:t>pilot_seed_metrics.csv</w:t>
+      </w:r>
+      <w:r>
+        <w:rPr>
+          <w:rFonts w:ascii="Cambria" w:hAnsi="Cambria"/>
+          <w:sz w:val="21"/>
+        </w:rPr>
+        <w:t xml:space="preserve"> and checked against </w:t>
+      </w:r>
+      <w:r>
+        <w:rPr>
+          <w:rFonts w:ascii="Cambria Math" w:hAnsi="Cambria Math"/>
+          <w:sz w:val="21"/>
+        </w:rPr>
+        <w:t>confirmatory_freeze.json</w:t>
+      </w:r>
+      <w:r>
+        <w:rPr>
+          <w:rFonts w:ascii="Cambria" w:hAnsi="Cambria"/>
+          <w:sz w:val="21"/>
+        </w:rPr>
+        <w:t xml:space="preserve"> to 1e-12; the disposition is stored as </w:t>
+      </w:r>
+      <w:r>
+        <w:rPr>
+          <w:rFonts w:ascii="Cambria Math" w:hAnsi="Cambria Math"/>
+          <w:sz w:val="21"/>
+        </w:rPr>
+        <w:t>evidence/IRCN_EVIDENCE_DISPOSITION.json</w:t>
+      </w:r>
+      <w:r>
+        <w:rPr>
+          <w:rFonts w:ascii="Cambria" w:hAnsi="Cambria"/>
+          <w:sz w:val="21"/>
+        </w:rPr>
+        <w:t xml:space="preserve"> with SHA-256 hashes for each source artifact.</w:t>
+      </w:r>
+    </w:p>
+    <w:p>
+      <w:pPr>
+        <w:spacing w:after="120" w:line="269" w:lineRule="auto"/>
+      </w:pPr>
+      <w:r>
+        <w:rPr>
+          <w:rFonts w:ascii="Cambria" w:hAnsi="Cambria"/>
+          <w:sz w:val="21"/>
+        </w:rPr>
+        <w:t>The frozen eligibility rule was transcribed from the pilot driver: for each control policy and each pilot seed, the recorded mismatch is the absolute difference between that control's realized multiply-accumulate count and the treatment's realized count, divided by the treatment's count floored at one; a control is eligible only if that mismatch is at most 0.01 for every pilot seed. The pilot used eight seeds per family and one frozen per-tick budget. The confirmatory stage is preregistered but was not reached; its test seeds are an empty list, its primary baseline is unset and its confirmatory seed count is zero. Descriptive means across the eight pilot seeds are reported as descriptions only and carry no inferential weight, and no Holm-adjusted comparison was computed.</w:t>
+      </w:r>
+    </w:p>
+    <w:p>
+      <w:pPr>
+        <w:pStyle w:val="Heading2"/>
+      </w:pPr>
+      <w:r>
+        <w:t>Verification coverage</w:t>
+      </w:r>
+    </w:p>
+    <w:p>
+      <w:pPr>
+        <w:spacing w:after="120" w:line="269" w:lineRule="auto"/>
+      </w:pPr>
+      <w:r>
+        <w:rPr>
+          <w:rFonts w:ascii="Cambria" w:hAnsi="Cambria"/>
+          <w:sz w:val="21"/>
+        </w:rPr>
+        <w:t xml:space="preserve">Verification is reported by coverage rather than by a PASS label alone. Level 1 checks file identity, integrity, completeness and seeds. Level 2 recomputes endpoints or inference from retained outputs. Level 3 reconstructs inputs, features, predictions, endpoints and inference, with its coverage specified. The four current synthetic packages passed their stored Level-1/2 verifiers in this audit; DMP starts from saved trial-loss arrays, while V1 starts from saved AP. M2 additionally retains a historical duplicate full-run comparison, not a new independent reconstruction in this audit. A separate independent implementation reconstructed V1 task seed 0 at N=512 on IID data in its frozen runtime, reproducing 1,280 per-image AP values across five conditions exactly. This bounded Level-3 audit covers 5 of 900 endpoint cells and does not establish full-run reconstruction. Its scores and masks also confirm the constant-offset control and position-dependent equal-score AP (Supplementary Results S7; </w:t>
+      </w:r>
+      <w:r>
+        <w:rPr>
+          <w:rFonts w:ascii="Cambria Math" w:hAnsi="Cambria Math"/>
+          <w:sz w:val="21"/>
+        </w:rPr>
+        <w:t>../reproducibility/VERIFICATION_LEVELS.md</w:t>
+      </w:r>
+      <w:r>
+        <w:rPr>
+          <w:rFonts w:ascii="Cambria" w:hAnsi="Cambria"/>
+          <w:sz w:val="21"/>
+        </w:rPr>
+        <w:t>).</w:t>
+      </w:r>
+    </w:p>
+    <w:p>
+      <w:pPr>
+        <w:pStyle w:val="Heading2"/>
+      </w:pPr>
+      <w:r>
         <w:t>Units, inference and writing assistance</w:t>
       </w:r>
     </w:p>
@@ -1264,7 +1513,7 @@
           <w:rFonts w:ascii="Cambria" w:hAnsi="Cambria"/>
           <w:sz w:val="19"/>
         </w:rPr>
-        <w:t xml:space="preserve"> Each row identifies a distinct evidence question, its record-level status and narrowest supported scope. The figure includes the DMP fast–slow study and the source-informed V1 PC→SST synthetic test. M2, M5, DMP and V1 endpoints and independent units are not combined. The V1 interaction was positive under a broken-minus-aligned AP formula, opposite to the protocol narrative; aligned selective pooling also underperformed the global-pool control. This test is synthetic, selected after earlier project outcomes, and shares the broader visual domain with prior work. “Not established” denotes a limit of assessed evidence, not proof of absence. The map remains a retrospective organizing proposal, not a validated hierarchy.</w:t>
+        <w:t xml:space="preserve"> Rows identify distinct questions and their supported scope. M2, M5, DMP and the visual-cortex-inspired test retain separate endpoints and units. In the visual test, the nominal global-context control became a constant-offset, effectively local-only control after channel normalization. The positive broken-minus-aligned interaction passed its numerical condition but opposed the prose prediction; lower aligned selective AP failed the conjunctive gate. Passing the prevalence-reference criterion did not establish contextual learning. “Not established” marks an evidence limit, not proof of absence. The map is a retrospective organizing proposal.</w:t>
       </w:r>
     </w:p>
     <w:p>
@@ -1381,13 +1630,9 @@
       </w:r>
     </w:p>
     <w:p>
-      <w:r>
-        <w:br w:type="page"/>
-      </w:r>
-    </w:p>
-    <w:p>
       <w:pPr>
         <w:pStyle w:val="Heading1"/>
+        <w:pageBreakBefore/>
       </w:pPr>
       <w:r>
         <w:t>References</w:t>
@@ -1891,6 +2136,120 @@
       </w:r>
     </w:p>
     <w:p>
+      <w:pPr>
+        <w:spacing w:after="100"/>
+        <w:ind w:left="346" w:hanging="346"/>
+      </w:pPr>
+      <w:r>
+        <w:rPr>
+          <w:rFonts w:ascii="Cambria" w:hAnsi="Cambria"/>
+          <w:sz w:val="19"/>
+        </w:rPr>
+        <w:t xml:space="preserve">15. Hupkes, D. et al. A taxonomy and review of generalization research in NLP. </w:t>
+      </w:r>
+      <w:r>
+        <w:rPr>
+          <w:rFonts w:ascii="Cambria" w:hAnsi="Cambria"/>
+          <w:i/>
+          <w:sz w:val="19"/>
+        </w:rPr>
+        <w:t>Nature Machine Intelligence</w:t>
+      </w:r>
+      <w:r>
+        <w:rPr>
+          <w:rFonts w:ascii="Cambria" w:hAnsi="Cambria"/>
+          <w:sz w:val="19"/>
+        </w:rPr>
+        <w:t xml:space="preserve"> </w:t>
+      </w:r>
+      <w:r>
+        <w:rPr>
+          <w:rFonts w:ascii="Cambria" w:hAnsi="Cambria"/>
+          <w:b/>
+          <w:sz w:val="19"/>
+        </w:rPr>
+        <w:t>5</w:t>
+      </w:r>
+      <w:r>
+        <w:rPr>
+          <w:rFonts w:ascii="Cambria" w:hAnsi="Cambria"/>
+          <w:sz w:val="19"/>
+        </w:rPr>
+        <w:t>, 1161–1174 (2023). https://doi.org/10.1038/s42256-023-00729-y.</w:t>
+      </w:r>
+    </w:p>
+    <w:p>
+      <w:pPr>
+        <w:spacing w:after="100"/>
+        <w:ind w:left="346" w:hanging="346"/>
+      </w:pPr>
+      <w:r>
+        <w:rPr>
+          <w:rFonts w:ascii="Cambria" w:hAnsi="Cambria"/>
+          <w:sz w:val="19"/>
+        </w:rPr>
+        <w:t xml:space="preserve">16. McGreivy, N. &amp; Hakim, A. Weak baselines and reporting biases lead to overoptimism in machine learning for fluid-related partial differential equations. </w:t>
+      </w:r>
+      <w:r>
+        <w:rPr>
+          <w:rFonts w:ascii="Cambria" w:hAnsi="Cambria"/>
+          <w:i/>
+          <w:sz w:val="19"/>
+        </w:rPr>
+        <w:t>Nature Machine Intelligence</w:t>
+      </w:r>
+      <w:r>
+        <w:rPr>
+          <w:rFonts w:ascii="Cambria" w:hAnsi="Cambria"/>
+          <w:sz w:val="19"/>
+        </w:rPr>
+        <w:t xml:space="preserve"> </w:t>
+      </w:r>
+      <w:r>
+        <w:rPr>
+          <w:rFonts w:ascii="Cambria" w:hAnsi="Cambria"/>
+          <w:b/>
+          <w:sz w:val="19"/>
+        </w:rPr>
+        <w:t>6</w:t>
+      </w:r>
+      <w:r>
+        <w:rPr>
+          <w:rFonts w:ascii="Cambria" w:hAnsi="Cambria"/>
+          <w:sz w:val="19"/>
+        </w:rPr>
+        <w:t>, 1256–1269 (2024). https://doi.org/10.1038/s42256-024-00897-5.</w:t>
+      </w:r>
+    </w:p>
+    <w:p>
+      <w:pPr>
+        <w:spacing w:after="100"/>
+        <w:ind w:left="346" w:hanging="346"/>
+      </w:pPr>
+      <w:r>
+        <w:rPr>
+          <w:rFonts w:ascii="Cambria" w:hAnsi="Cambria"/>
+          <w:sz w:val="19"/>
+        </w:rPr>
+        <w:t xml:space="preserve">17. Wang, Z., Dai, Z., Poczos, B. &amp; Carbonell, J. Characterizing and avoiding negative transfer. In </w:t>
+      </w:r>
+      <w:r>
+        <w:rPr>
+          <w:rFonts w:ascii="Cambria" w:hAnsi="Cambria"/>
+          <w:i/>
+          <w:sz w:val="19"/>
+        </w:rPr>
+        <w:t>Proceedings of the IEEE/CVF Conference on Computer Vision and Pattern Recognition</w:t>
+      </w:r>
+      <w:r>
+        <w:rPr>
+          <w:rFonts w:ascii="Cambria" w:hAnsi="Cambria"/>
+          <w:sz w:val="19"/>
+        </w:rPr>
+        <w:t>, 11293–11302 (2019). https://openaccess.thecvf.com/content_CVPR_2019/html/Wang_Characterizing_and_Avoiding_Negative_Transfer_CVPR_2019_paper.html.</w:t>
+      </w:r>
+    </w:p>
+    <w:p>
       <w:r>
         <w:br w:type="page"/>
       </w:r>
@@ -2285,7 +2644,7 @@
           <w:rFonts w:ascii="Cambria" w:hAnsi="Cambria"/>
           <w:sz w:val="17"/>
         </w:rPr>
-        <w:t xml:space="preserve"> Each row identifies a distinct evidence question, its record-level status and narrowest supported scope. The figure includes the DMP fast–slow study and the source-informed V1 PC→SST synthetic test. M2, M5, DMP and V1 endpoints and independent units are not combined. The V1 interaction was positive under a broken-minus-aligned AP formula, opposite to the protocol narrative; aligned selective pooling also underperformed the global-pool control. This test is synthetic, selected after earlier project outcomes, and shares the broader visual domain with prior work. “Not established” denotes a limit of assessed evidence, not proof of absence. The map remains a retrospective organizing proposal, not a validated hierarchy.</w:t>
+        <w:t xml:space="preserve"> Rows identify distinct questions and their supported scope. M2, M5, DMP and the visual-cortex-inspired test retain separate endpoints and units. In the visual test, the nominal global-context control became a constant-offset, effectively local-only control after channel normalization. The positive broken-minus-aligned interaction passed its numerical condition but opposed the prose prediction; lower aligned selective AP failed the conjunctive gate. Passing the prevalence-reference criterion did not establish contextual learning. “Not established” marks an evidence limit, not proof of absence. The map is a retrospective organizing proposal.</w:t>
       </w:r>
     </w:p>
     <w:sectPr>

--- a/manuscript/NMI_MANUSCRIPT_CANDIDATE.docx
+++ b/manuscript/NMI_MANUSCRIPT_CANDIDATE.docx
@@ -111,7 +111,7 @@
           <w:rFonts w:ascii="Cambria" w:hAnsi="Cambria"/>
           <w:sz w:val="21"/>
         </w:rPr>
-        <w:t>. This retrospective, case-based synthesis identifies how separating evidence questions changes the inference in each case and which further comparison would be informative (Supplementary Table S9). Figure 2 maps the portfolio coverage. These cases have no common estimand and do not jointly test a unified transfer law. The contribution is a case-grounded analysis of distinct inference failures, not a validated theory predicting transfer success.</w:t>
+        <w:t>. This retrospective, case-based synthesis identifies how separating evidence questions changes the inference in each case and which further comparison would be informative (Supplementary Table S9). Figure 2 maps the coverage of the two original portfolios; the third programme is summarized in Supplementary Table S11. These cases have no common estimand and do not jointly test a unified transfer law. The contribution is a case-grounded analysis of distinct inference failures, not a validated theory predicting transfer success.</w:t>
       </w:r>
     </w:p>
     <w:p>
@@ -1429,7 +1429,7 @@
           <w:rFonts w:ascii="Cambria" w:hAnsi="Cambria"/>
           <w:sz w:val="19"/>
         </w:rPr>
-        <w:t xml:space="preserve"> Four columns distinguish biological structure, source-supported computation, information correspondence and artificial utility. Colored bars indicate which portions of this retrospective portfolio each project addressed; dotted separators mean each transition requires a separate test. The arrangement is a proposed evidence map, not a causal chain, validated hierarchy or law.</w:t>
+        <w:t xml:space="preserve"> Four columns distinguish biological structure, source-supported computation, information correspondence and artificial utility. Colored bars indicate which portions of this retrospective portfolio each project addressed; dotted separators mean each transition requires a separate test. The arrangement is a proposed evidence map, not a causal chain, validated hierarchy or law. The two bars depict the NeuroMotif and NeuroMech portfolios only; the third programme added on 9 October 2026 is not represented in this figure, and its coverage and outcome are given in Supplementary Table S11.</w:t>
       </w:r>
     </w:p>
     <w:p>
@@ -2384,7 +2384,7 @@
           <w:rFonts w:ascii="Cambria" w:hAnsi="Cambria"/>
           <w:sz w:val="17"/>
         </w:rPr>
-        <w:t xml:space="preserve"> Four columns distinguish biological structure, source-supported computation, information correspondence and artificial utility. Colored bars indicate which portions of this retrospective portfolio each project addressed; dotted separators mean each transition requires a separate test. The arrangement is a proposed evidence map, not a causal chain, validated hierarchy or law.</w:t>
+        <w:t xml:space="preserve"> Four columns distinguish biological structure, source-supported computation, information correspondence and artificial utility. Colored bars indicate which portions of this retrospective portfolio each project addressed; dotted separators mean each transition requires a separate test. The arrangement is a proposed evidence map, not a causal chain, validated hierarchy or law. The two bars depict the NeuroMotif and NeuroMech portfolios only; the third programme added on 9 October 2026 is not represented in this figure, and its coverage and outcome are given in Supplementary Table S11.</w:t>
       </w:r>
     </w:p>
     <w:p>

--- a/manuscript/NMI_MANUSCRIPT_CANDIDATE.docx
+++ b/manuscript/NMI_MANUSCRIPT_CANDIDATE.docx
@@ -469,7 +469,7 @@
           <w:rFonts w:ascii="Cambria" w:hAnsi="Cambria"/>
           <w:sz w:val="21"/>
         </w:rPr>
-        <w:t>We separately examined an engineering line whose question was whether an event-driven scheduler confers a compute-budget advantage for a recurrent circuit. The line had already produced three narrower outcomes, each of which stops short of a utility claim. Its correctness gate passed: 96/96 calibration cases and 240/240 untouched-seed cases cleared the frozen trajectory-accuracy ceiling (maximum NRMSE 4.2635e-9 against a limit of 6.8376e-8), yet the corresponding decision record still declines to claim efficiency or to enter the baseline comparison, because accuracy of a trajectory is not cost. A later runtime milestone likewise passed: a tick-synchronous execution bridge reproduced the frozen synchronous cell on 21 fixtures with all 42 repeated attempts passing and a maximum state difference of 2.8311e-15, and its decision record states explicitly that this licenses no efficacy claim and that the next evaluation stage should not be entered. A cost-calibration run then found no threshold at or below the frozen error ceiling, leaving its results table header-only; that run also carries a confirmed protocol deviation, in that the smooth-input event cadence was set by implementation convention rather than frozen before the run, so its negative result is an implementation-level probe rather than confirmatory evidence.</w:t>
+        <w:t>We separately examined an engineering line whose question was whether an event-driven scheduler confers a compute-budget advantage for a recurrent circuit. The line had already produced three narrower outcomes, each of which stops short of a utility claim. Its correctness gate passed on two separately frozen contracts: 96/96 calibration cases cleared the trajectory-accuracy ceiling with a maximum relative NRMSE of 5.5743e-9, and 240/240 untouched-seed cases cleared it with a maximum of 4.2635e-9, against a limit of 6.8376e-8 in both. Yet the corresponding decision record still declines to claim efficiency or to enter the baseline comparison, because accuracy of a trajectory is not cost. A later runtime milestone likewise passed: a tick-synchronous execution bridge reproduced the frozen synchronous cell on 21 fixtures with all 42 repeated attempts passing and a maximum state difference of 2.8311e-15, and its decision record states explicitly that this licenses no efficacy claim and that the next evaluation stage should not be entered. A cost-calibration run then found no threshold at or below the frozen error ceiling, leaving its results table header-only; that run also carries a confirmed protocol deviation, in that the smooth-input event cadence was set by implementation convention rather than frozen before the run, so its negative result is an implementation-level probe rather than confirmatory evidence.</w:t>
       </w:r>
     </w:p>
     <w:p>

--- a/manuscript/NMI_MANUSCRIPT_CANDIDATE.docx
+++ b/manuscript/NMI_MANUSCRIPT_CANDIDATE.docx
@@ -616,7 +616,7 @@
           <w:rFonts w:ascii="Cambria" w:hAnsi="Cambria"/>
           <w:sz w:val="21"/>
         </w:rPr>
-        <w:t>NeuroConverge is a retrospective, case-based synthesis of two independently developed research portfolios, with four separately analysed synthetic tests. It is not a systematic review, a prospectively unified biological study or a meta-analysis, and its cases have no common estimand. We imported all 39 records from the NeuroMech Route-D V3 classification matrix and retained their original evidence labels, units, statuses and interpretation limits in Supplementary Table S1. The nine claims in the initial publication draft are accounted for separately in Supplementary Table S2: three map to V3 main-text candidates, one is an editorial synthesis, three are hash-pinned branch records without exact V3 rows, one is a post-result follow-up whose relationship to M10 remains unresolved, and one maps to a V3 supplementary-only record. The C08 contract identifies it as a distinct follow-up to V2; we do not merge it with V2 or make an M10-linked claim. RR18 and RR19 appear as separately governed exclusions in the 39-row disposition matrix and are excluded from the manuscript synthesis.</w:t>
+        <w:t>NeuroConverge is a retrospective, case-based synthesis of three independently developed research programmes, with five separately analysed synthetic or engineering tests. It is not a systematic review, a prospectively unified biological study or a meta-analysis, and its cases have no common estimand. We imported all 39 records from the NeuroMech Route-D V3 classification matrix and retained their original evidence labels, units, statuses and interpretation limits in Supplementary Table S1. The nine claims in the initial publication draft are accounted for separately in Supplementary Table S2: three map to V3 main-text candidates, one is an editorial synthesis, three are hash-pinned branch records without exact V3 rows, one is a post-result follow-up whose relationship to M10 remains unresolved, and one maps to a V3 supplementary-only record. The C08 contract identifies it as a distinct follow-up to V2; we do not merge it with V2 or make an M10-linked claim. RR18 and RR19 appear as separately governed exclusions in the 39-row disposition matrix and are excluded from the manuscript synthesis; the third programme admitted on 9 October 2026 is IRCN only, and no RR18 or RR19 result enters this paper. The third programme was carried out under a boundary that its own provenance record declared, excluding the other two from its inputs, and its inclusion here is an owner-authorized scope amendment rather than a pre-existing integration; neither declared boundary is rewritten.</w:t>
       </w:r>
     </w:p>
     <w:p>
@@ -628,7 +628,7 @@
           <w:rFonts w:ascii="Cambria" w:hAnsi="Cambria"/>
           <w:sz w:val="21"/>
         </w:rPr>
-        <w:t>Main-text selection considered structural evidence, source-supported computation, execution-state access, temporal correspondence and fast–slow dynamics. Selection was made with knowledge of earlier project outcomes. Historical positive, negative, invalid and inconclusive records were retained in the supplementary portfolio. An invalid analysis or failed viability gate was not interpreted as a valid negative mechanism test. Neither the portfolios nor the M2, M5 and DMP V1 endpoints were pooled. Each module contract was frozen before its own outcome execution, following inspection of earlier project results; this was not project-level preregistration, and none is an independent biological confirmation.</w:t>
+        <w:t>Main-text selection considered structural evidence, source-supported computation, execution-state access, temporal correspondence, fast–slow dynamics and budget-matched scheduling. Selection was made with knowledge of earlier project outcomes. Historical positive, negative, invalid and inconclusive records were retained in the supplementary portfolio. An invalid analysis or failed viability gate was not interpreted as a valid negative mechanism test. Neither the programmes nor the M2, M5 and DMP V1 endpoints were pooled, and the third programme's pilot quantities are not combined with any other case. Each module contract was frozen before its own outcome execution, following inspection of earlier project results; this was not project-level preregistration, and none is an independent biological confirmation.</w:t>
       </w:r>
     </w:p>
     <w:p>

--- a/manuscript/NMI_MANUSCRIPT_CANDIDATE.docx
+++ b/manuscript/NMI_MANUSCRIPT_CANDIDATE.docx
@@ -508,7 +508,22 @@
           <w:rFonts w:ascii="Cambria" w:hAnsi="Cambria"/>
           <w:sz w:val="21"/>
         </w:rPr>
-        <w:t>Three procedural facts remain distinct and must not be merged. The numerical interaction that motivated the line was never tested, because the comparison could not be instantiated; this is a comparison-contract boundary, not a failed mechanism and not evidence that the scheduler is inefficacious. The pilot's descriptive ordering does not rescue the comparison: the treatment did not beat even the zero-output reference (sparse-key mean loss 0.01083973 against 0.01083902; feedback-switch 0.02612243 against 0.02601414), and its feedback-switch critical-event recall was zero, which is consistent with an estimator that failed to trigger rather than with a treatment that was correctly compared and lost. And the pilot's own failure record was reconstructed after the metric and freeze files were written, so it is retained as documentation of the infeasibility rather than as contemporaneous runner output.</w:t>
+        <w:t xml:space="preserve">Three procedural facts remain distinct and must not be merged. The numerical interaction that motivated the line was never tested, because the comparison could not be instantiated; this is a comparison-contract boundary, not a failed mechanism and not evidence that the scheduler is inefficacious. The pilot's descriptive ordering does not rescue the comparison: the treatment did not beat even the zero-output reference (sparse-key mean loss 0.01083973 against 0.01083902; feedback-switch 0.02612243 against 0.02601414), and on the feedback-switch family it performed </w:t>
+      </w:r>
+      <w:r>
+        <w:rPr>
+          <w:rFonts w:ascii="Cambria" w:hAnsi="Cambria"/>
+          <w:b/>
+          <w:sz w:val="21"/>
+        </w:rPr>
+        <w:t>zero</w:t>
+      </w:r>
+      <w:r>
+        <w:rPr>
+          <w:rFonts w:ascii="Cambria" w:hAnsi="Cambria"/>
+          <w:sz w:val="21"/>
+        </w:rPr>
+        <w:t xml:space="preserve"> scheduler updates on all eight pilot seeds, the same update count as the zero-output reference, which is why its realized consumption stayed at 25,344. A zero-update treatment is consistent with an estimator that failed to trigger rather than with a treatment that was correctly compared and lost. And the pilot's own failure record was reconstructed after the metric and freeze files were written, so it is retained as documentation of the infeasibility rather than as contemporaneous runner output.</w:t>
       </w:r>
     </w:p>
     <w:p>
